--- a/docs/case-studies/QuickInsight-Case-Study-Technogence.docx
+++ b/docs/case-studies/QuickInsight-Case-Study-Technogence.docx
@@ -34,7 +34,7 @@
     </w:p>
     <w:p>
       <w:pPr>
-        <w:spacing w:after="60"/>
+        <w:spacing w:after="200"/>
       </w:pPr>
       <w:r>
         <w:rPr>
@@ -42,7 +42,20 @@
           <w:sz w:val="24"/>
           <w:szCs w:val="24"/>
         </w:rPr>
-        <w:t xml:space="preserve">Software services · India</w:t>
+        <w:t xml:space="preserve">Software services and training · [CITY], India</w:t>
+      </w:r>
+    </w:p>
+    <w:p>
+      <w:pPr>
+        <w:spacing w:after="200" w:line="300"/>
+      </w:pPr>
+      <w:r>
+        <w:rPr>
+          <w:color w:val="2A2A3E"/>
+          <w:sz w:val="25"/>
+          <w:szCs w:val="25"/>
+        </w:rPr>
+        <w:t xml:space="preserve">Enrolment records sat in a spreadsheet per cohort, counted by hand. The numbers were usually out of date before they reached anyone who needed them.</w:t>
       </w:r>
     </w:p>
     <w:p>
@@ -50,7 +63,7 @@
         <w:pBdr>
           <w:bottom w:val="single" w:color="999999" w:sz="6" w:space="6"/>
         </w:pBdr>
-        <w:spacing w:after="300"/>
+        <w:spacing w:after="320"/>
       </w:pPr>
     </w:p>
     <w:p>
@@ -74,7 +87,7 @@
     <w:p>
       <w:pPr>
         <w:pStyle w:val="Heading1"/>
-        <w:spacing w:after="160" w:before="340"/>
+        <w:spacing w:after="160" w:before="360"/>
       </w:pPr>
       <w:r>
         <w:t xml:space="preserve">At a glance</w:t>
@@ -148,7 +161,7 @@
                 <w:sz w:val="20"/>
                 <w:szCs w:val="20"/>
               </w:rPr>
-              <w:t xml:space="preserve">Software services</w:t>
+              <w:t xml:space="preserve">Software services and training</w:t>
             </w:r>
           </w:p>
         </w:tc>
@@ -477,15 +490,15 @@
     <w:p>
       <w:pPr>
         <w:pStyle w:val="Heading1"/>
-        <w:spacing w:after="160" w:before="340"/>
-      </w:pPr>
-      <w:r>
-        <w:t xml:space="preserve">The situation before</w:t>
-      </w:r>
-    </w:p>
-    <w:p>
-      <w:pPr>
-        <w:spacing w:after="160" w:line="276"/>
+        <w:spacing w:after="160" w:before="360"/>
+      </w:pPr>
+      <w:r>
+        <w:t xml:space="preserve">Counting rows by hand</w:t>
+      </w:r>
+    </w:p>
+    <w:p>
+      <w:pPr>
+        <w:spacing w:after="180" w:line="288"/>
       </w:pPr>
       <w:r>
         <w:t xml:space="preserve">Technogence runs </w:t>
@@ -500,16 +513,16 @@
         <w:t xml:space="preserve">[DESCRIBE — e.g. technical training programmes for graduates and corporate clients]</w:t>
       </w:r>
       <w:r>
-        <w:t xml:space="preserve">. Enrolment records were kept in Excel, </w:t>
-      </w:r>
-      <w:r>
-        <w:rPr>
-          <w:b/>
-          <w:bCs/>
-          <w:highlight w:val="yellow"/>
-          <w:highlightCs w:val="yellow"/>
-        </w:rPr>
-        <w:t xml:space="preserve">[DESCRIBE THE STRUCTURE — e.g. one sheet per programme intake, maintained by the programme coordinators]</w:t>
+        <w:t xml:space="preserve">. Enrolment is recorded in Excel, </w:t>
+      </w:r>
+      <w:r>
+        <w:rPr>
+          <w:b/>
+          <w:bCs/>
+          <w:highlight w:val="yellow"/>
+          <w:highlightCs w:val="yellow"/>
+        </w:rPr>
+        <w:t xml:space="preserve">[DESCRIBE THE STRUCTURE — e.g. one sheet per intake, maintained by the programme coordinators]</w:t>
       </w:r>
       <w:r>
         <w:t xml:space="preserve">.</w:t>
@@ -517,22 +530,10 @@
     </w:p>
     <w:p>
       <w:pPr>
-        <w:spacing w:after="160" w:line="276"/>
-      </w:pPr>
-      <w:r>
-        <w:t xml:space="preserve">Understanding how enrolment was tracking across programmes meant </w:t>
-      </w:r>
-      <w:r>
-        <w:rPr>
-          <w:b/>
-          <w:bCs/>
-          <w:highlight w:val="yellow"/>
-          <w:highlightCs w:val="yellow"/>
-        </w:rPr>
-        <w:t xml:space="preserve">[DESCRIBE THE MANUAL PROCESS — e.g. opening each sheet in turn and counting rows by hand]</w:t>
-      </w:r>
-      <w:r>
-        <w:t xml:space="preserve">, which took </w:t>
+        <w:spacing w:after="180" w:line="288"/>
+      </w:pPr>
+      <w:r>
+        <w:t xml:space="preserve">It worked well enough for recording. It worked badly for answering questions. Understanding how enrolment was tracking across programmes meant opening each sheet in turn and counting rows — </w:t>
       </w:r>
       <w:r>
         <w:rPr>
@@ -553,18 +554,18 @@
           <w:highlight w:val="yellow"/>
           <w:highlightCs w:val="yellow"/>
         </w:rPr>
-        <w:t xml:space="preserve">[WEEK / MONTH]</w:t>
-      </w:r>
-      <w:r>
-        <w:t xml:space="preserve"> and was usually out of date by the time it was circulated.</w:t>
-      </w:r>
-    </w:p>
-    <w:p>
-      <w:pPr>
-        <w:spacing w:after="160" w:line="276"/>
-      </w:pPr>
-      <w:r>
-        <w:t xml:space="preserve">The specific difficulties were:</w:t>
+        <w:t xml:space="preserve">[week / month]</w:t>
+      </w:r>
+      <w:r>
+        <w:t xml:space="preserve">, for a set of numbers that were usually stale by the time they were circulated.</w:t>
+      </w:r>
+    </w:p>
+    <w:p>
+      <w:pPr>
+        <w:spacing w:after="180" w:line="288"/>
+      </w:pPr>
+      <w:r>
+        <w:t xml:space="preserve">The recurring problems were:</w:t>
       </w:r>
     </w:p>
     <w:p>
@@ -602,7 +603,7 @@
           <w:highlight w:val="yellow"/>
           <w:highlightCs w:val="yellow"/>
         </w:rPr>
-        <w:t xml:space="preserve">[DIFFICULTY 2 — e.g. enrolment status was recorded as free text, so counting completions meant reading every row]</w:t>
+        <w:t xml:space="preserve">[DIFFICULTY 2 — e.g. enrolment status was free text, so counting completions meant reading every row]</w:t>
       </w:r>
     </w:p>
     <w:p>
@@ -627,71 +628,154 @@
     <w:p>
       <w:pPr>
         <w:pStyle w:val="Heading1"/>
-        <w:spacing w:after="160" w:before="340"/>
-      </w:pPr>
-      <w:r>
-        <w:t xml:space="preserve">Why the data could not go to a cloud BI tool</w:t>
-      </w:r>
-    </w:p>
-    <w:p>
-      <w:pPr>
-        <w:spacing w:after="160" w:line="276"/>
-      </w:pPr>
-      <w:r>
-        <w:t xml:space="preserve">Enrolment records contain trainee names, email addresses and telephone numbers. Uploading them to a third-party analytics service would have meant sharing the personal data of individuals who had enrolled on a training programme, which </w:t>
-      </w:r>
-      <w:r>
-        <w:rPr>
-          <w:b/>
-          <w:bCs/>
-          <w:highlight w:val="yellow"/>
-          <w:highlightCs w:val="yellow"/>
-        </w:rPr>
-        <w:t xml:space="preserve">[DESCRIBE TECHNOGENCE’S POSITION — e.g. was not something Technogence was prepared to do, and would have required consent it had not obtained]</w:t>
-      </w:r>
-      <w:r>
-        <w:t xml:space="preserve">.</w:t>
-      </w:r>
-    </w:p>
-    <w:p>
-      <w:pPr>
-        <w:spacing w:after="160" w:line="276"/>
-      </w:pPr>
-      <w:r>
-        <w:t xml:space="preserve">QuickInsight takes a different approach. It loads the spreadsheet into an analytical database that runs inside the web browser on the user’s own computer. Cleaning, profiling, query execution and charting all happen on that machine. The file is never uploaded to a server.</w:t>
-      </w:r>
-    </w:p>
-    <w:p>
-      <w:pPr>
-        <w:spacing w:after="160" w:line="276"/>
-      </w:pPr>
-      <w:r>
-        <w:t xml:space="preserve">Where the AI features are used to interpret a typed question, only the structure of the data is sent — table names, column names and data types. No data values are sent unless the user explicitly turns that on, and even then the tool automatically excludes anything that looks like a name, an identifier, contact details or a sensitive category, and lets the user switch off any remaining column or individual value before it goes.</w:t>
+        <w:spacing w:after="160" w:before="360"/>
+      </w:pPr>
+      <w:r>
+        <w:t xml:space="preserve">Why the usual answers did not fit</w:t>
+      </w:r>
+    </w:p>
+    <w:p>
+      <w:pPr>
+        <w:spacing w:after="180" w:line="288"/>
+      </w:pPr>
+      <w:r>
+        <w:t xml:space="preserve">The obvious solution is to hire someone. A data analyst would have taken the reporting off </w:t>
+      </w:r>
+      <w:r>
+        <w:rPr>
+          <w:b/>
+          <w:bCs/>
+          <w:highlight w:val="yellow"/>
+          <w:highlightCs w:val="yellow"/>
+        </w:rPr>
+        <w:t xml:space="preserve">[ROLE — e.g. the programme coordinators]</w:t>
+      </w:r>
+      <w:r>
+        <w:t xml:space="preserve">’s desk entirely. But a salaried analyst was never realistic for a business of Technogence’s size — the cost of the role would have been out of proportion to the problem it solved. </w:t>
+      </w:r>
+      <w:r>
+        <w:rPr>
+          <w:b/>
+          <w:bCs/>
+          <w:highlight w:val="yellow"/>
+          <w:highlightCs w:val="yellow"/>
+        </w:rPr>
+        <w:t xml:space="preserve">[ADD TECHNOGENCE’S OWN WORDS ON WHY HIRING WAS NOT AN OPTION, IF THEY ARE WILLING TO GIVE THEM.]</w:t>
+      </w:r>
+    </w:p>
+    <w:p>
+      <w:pPr>
+        <w:spacing w:after="180" w:line="288"/>
+      </w:pPr>
+      <w:r>
+        <w:t xml:space="preserve">The second obvious solution is a business intelligence tool. On paper these solve exactly this problem. In practice they move the difficulty rather than removing it: before a chart appears, someone has to connect the data, define how tables relate to each other, and build a model. That is analyst work. Buying the software does not supply the person who knows how to use it, and for a small team the licence cost arrives on top of a learning curve nobody has time for.</w:t>
+      </w:r>
+    </w:p>
+    <w:p>
+      <w:pPr>
+        <w:spacing w:after="180" w:line="288"/>
+      </w:pPr>
+      <w:r>
+        <w:t xml:space="preserve">Moving the records into a proper system was considered, but replacing a working process for the sake of reporting is a large change to make for a small question, and the coordinators were comfortable in Excel. </w:t>
+      </w:r>
+      <w:r>
+        <w:rPr>
+          <w:b/>
+          <w:bCs/>
+          <w:highlight w:val="yellow"/>
+          <w:highlightCs w:val="yellow"/>
+        </w:rPr>
+        <w:t xml:space="preserve">[CONFIRM OR REPLACE WITH WHAT TECHNOGENCE ACTUALLY CONSIDERED.]</w:t>
+      </w:r>
+    </w:p>
+    <w:p>
+      <w:pPr>
+        <w:spacing w:after="180" w:line="288"/>
+      </w:pPr>
+      <w:r>
+        <w:t xml:space="preserve">So the work stayed where it was — with </w:t>
+      </w:r>
+      <w:r>
+        <w:rPr>
+          <w:b/>
+          <w:bCs/>
+          <w:highlight w:val="yellow"/>
+          <w:highlightCs w:val="yellow"/>
+        </w:rPr>
+        <w:t xml:space="preserve">[ROLE — e.g. the programme coordinators]</w:t>
+      </w:r>
+      <w:r>
+        <w:t xml:space="preserve">, in Excel, done by hand.</w:t>
       </w:r>
     </w:p>
     <w:p>
       <w:pPr>
         <w:pStyle w:val="Heading1"/>
-        <w:spacing w:after="160" w:before="340"/>
-      </w:pPr>
-      <w:r>
-        <w:t xml:space="preserve">What Technogence does with QuickInsight</w:t>
-      </w:r>
-    </w:p>
-    <w:p>
-      <w:pPr>
-        <w:spacing w:after="160" w:line="276"/>
-      </w:pPr>
-      <w:r>
-        <w:t xml:space="preserve">A coordinator loads the enrolment spreadsheet into the browser. QuickInsight cleans it automatically — standardising the status values, detecting the date columns, and identifying the name, email and telephone columns as personal data so they are excluded from anything sent to the AI features.</w:t>
-      </w:r>
-    </w:p>
-    <w:p>
-      <w:pPr>
-        <w:spacing w:after="160" w:line="276"/>
-      </w:pPr>
-      <w:r>
-        <w:t xml:space="preserve">Typical questions include:</w:t>
+        <w:spacing w:after="160" w:before="360"/>
+      </w:pPr>
+      <w:r>
+        <w:t xml:space="preserve">What changed</w:t>
+      </w:r>
+    </w:p>
+    <w:p>
+      <w:pPr>
+        <w:spacing w:after="180" w:line="288"/>
+      </w:pPr>
+      <w:r>
+        <w:t xml:space="preserve">Technogence started using QuickInsight in </w:t>
+      </w:r>
+      <w:r>
+        <w:rPr>
+          <w:b/>
+          <w:bCs/>
+          <w:highlight w:val="yellow"/>
+          <w:highlightCs w:val="yellow"/>
+        </w:rPr>
+        <w:t xml:space="preserve">[MONTH YEAR]</w:t>
+      </w:r>
+      <w:r>
+        <w:t xml:space="preserve">. It is a browser-based analysis tool built for people who work with spreadsheets rather than for data specialists.</w:t>
+      </w:r>
+    </w:p>
+    <w:p>
+      <w:pPr>
+        <w:spacing w:after="180" w:line="288"/>
+      </w:pPr>
+      <w:r>
+        <w:t xml:space="preserve">A coordinator loads the enrolment spreadsheet straight into the browser. The inconsistent status values that made counting so laborious are standardised automatically, so "Completed", "completed" and "COMPLETE" are counted as one thing rather than three.</w:t>
+      </w:r>
+    </w:p>
+    <w:p>
+      <w:pPr>
+        <w:spacing w:after="180" w:line="288"/>
+      </w:pPr>
+      <w:r>
+        <w:t xml:space="preserve">The cleaning that used to be done by hand happens automatically when the file loads. QuickInsight reads the spreadsheet, works out which columns are dates and standardises their formats, identifies which numbers can meaningfully be added up and which cannot, tidies inconsistent category values so that the same thing spelled two ways is counted once, and flags columns that hold personal information. None of this requires a decision from the user.</w:t>
+      </w:r>
+    </w:p>
+    <w:p>
+      <w:pPr>
+        <w:spacing w:after="180" w:line="288"/>
+      </w:pPr>
+      <w:r>
+        <w:t xml:space="preserve">Questions are then asked in one of two ways. The guided question builder works by choosing what to break the numbers down by, which figure to measure, which rows to include and how to order the result — the four things every business question is made of. Alternatively the question can simply be typed in plain English. Either way a chart or table appears, with the underlying query visible for anyone who wants to check it.</w:t>
+      </w:r>
+    </w:p>
+    <w:p>
+      <w:pPr>
+        <w:spacing w:after="180" w:line="288"/>
+      </w:pPr>
+      <w:r>
+        <w:rPr>
+          <w:b/>
+          <w:bCs/>
+          <w:highlight w:val="yellow"/>
+          <w:highlightCs w:val="yellow"/>
+        </w:rPr>
+        <w:t xml:space="preserve">[ROLE — e.g. The programme team]</w:t>
+      </w:r>
+      <w:r>
+        <w:t xml:space="preserve"> now asks questions such as:</w:t>
       </w:r>
     </w:p>
     <w:p>
@@ -748,7 +832,7 @@
           <w:highlight w:val="yellow"/>
           <w:highlightCs w:val="yellow"/>
         </w:rPr>
-        <w:t xml:space="preserve">[QUESTION 3 — e.g. enrolment numbers month by month, compared with the same period last year]</w:t>
+        <w:t xml:space="preserve">[QUESTION 3 — e.g. enrolments month by month against the same period last year]</w:t>
       </w:r>
     </w:p>
     <w:p>
@@ -772,10 +856,10 @@
     </w:p>
     <w:p>
       <w:pPr>
-        <w:spacing w:after="160" w:line="276"/>
-      </w:pPr>
-      <w:r>
-        <w:t xml:space="preserve">The results are saved to a dashboard shared with </w:t>
+        <w:spacing w:after="180" w:line="288"/>
+      </w:pPr>
+      <w:r>
+        <w:t xml:space="preserve">The enrolment summary is now a saved dashboard rather than a task, so the figures are current whenever anyone looks. It is shared with </w:t>
       </w:r>
       <w:r>
         <w:rPr>
@@ -805,7 +889,49 @@
     <w:p>
       <w:pPr>
         <w:pStyle w:val="Heading1"/>
-        <w:spacing w:after="160" w:before="340"/>
+        <w:spacing w:after="160" w:before="360"/>
+      </w:pPr>
+      <w:r>
+        <w:t xml:space="preserve">A note on the data itself</w:t>
+      </w:r>
+    </w:p>
+    <w:p>
+      <w:pPr>
+        <w:spacing w:after="180" w:line="288"/>
+      </w:pPr>
+      <w:r>
+        <w:t xml:space="preserve">Enrolment records hold trainee names, email addresses and telephone numbers — personal data belonging to individuals who signed up for a course, not to Technogence.</w:t>
+      </w:r>
+    </w:p>
+    <w:p>
+      <w:pPr>
+        <w:spacing w:after="180" w:line="288"/>
+      </w:pPr>
+      <w:r>
+        <w:t xml:space="preserve">This turned out to matter more than expected. QuickInsight does its work inside the web browser on the user’s own computer — the spreadsheet is never uploaded to a server. Where the plain-English question feature is used, only the structure of the data is sent: table names, column names and data types. No data values are sent unless the user explicitly switches that on, and even then anything resembling a name, an identifier, contact details or a sensitive category is excluded automatically, with the user able to switch off any remaining column or individual value first.</w:t>
+      </w:r>
+    </w:p>
+    <w:p>
+      <w:pPr>
+        <w:spacing w:after="180" w:line="288"/>
+      </w:pPr>
+      <w:r>
+        <w:t xml:space="preserve">The practical effect is that adopting the tool required no data protection review, no supplier security assessment, and no conversation about where the data would be stored. </w:t>
+      </w:r>
+      <w:r>
+        <w:rPr>
+          <w:b/>
+          <w:bCs/>
+          <w:highlight w:val="yellow"/>
+          <w:highlightCs w:val="yellow"/>
+        </w:rPr>
+        <w:t xml:space="preserve">[CONFIRM THIS IS ACCURATE FOR THIS CUSTOMER — DELETE IF A REVIEW WAS IN FACT CARRIED OUT, OR REPLACE WITH WHAT THEY DID.]</w:t>
+      </w:r>
+    </w:p>
+    <w:p>
+      <w:pPr>
+        <w:pStyle w:val="Heading1"/>
+        <w:spacing w:after="160" w:before="360"/>
       </w:pPr>
       <w:r>
         <w:t xml:space="preserve">Results</w:t>
@@ -813,7 +939,7 @@
     </w:p>
     <w:p>
       <w:pPr>
-        <w:spacing w:after="160" w:line="276"/>
+        <w:spacing w:after="180" w:line="288"/>
       </w:pPr>
       <w:r>
         <w:rPr>
@@ -1195,22 +1321,22 @@
     </w:p>
     <w:p>
       <w:pPr>
-        <w:spacing w:after="160" w:line="276"/>
-      </w:pPr>
-      <w:r>
-        <w:rPr>
-          <w:b/>
-          <w:bCs/>
-          <w:highlight w:val="yellow"/>
-          <w:highlightCs w:val="yellow"/>
-        </w:rPr>
-        <w:t xml:space="preserve">[ADD ANY OUTCOME THAT IS NOT A TIME SAVING — e.g. a programme with unexpectedly high drop-off that was identified and changed as a result.]</w:t>
+        <w:spacing w:after="180" w:line="288"/>
+      </w:pPr>
+      <w:r>
+        <w:rPr>
+          <w:b/>
+          <w:bCs/>
+          <w:highlight w:val="yellow"/>
+          <w:highlightCs w:val="yellow"/>
+        </w:rPr>
+        <w:t xml:space="preserve">[ADD ANY OUTCOME THAT IS NOT A TIME SAVING — something the analysis showed that was not known before, or a decision made differently as a result. A specific incident is more persuasive than an average.]</w:t>
       </w:r>
     </w:p>
     <w:p>
       <w:pPr>
         <w:pStyle w:val="Heading1"/>
-        <w:spacing w:after="160" w:before="340"/>
+        <w:spacing w:after="160" w:before="360"/>
       </w:pPr>
       <w:r>
         <w:t xml:space="preserve">In their words</w:t>
@@ -1218,22 +1344,26 @@
     </w:p>
     <w:p>
       <w:pPr>
-        <w:spacing w:after="140"/>
+        <w:pBdr>
+          <w:left w:val="single" w:color="B0B4C0" w:sz="18" w:space="12"/>
+        </w:pBdr>
+        <w:spacing w:after="140" w:before="160" w:line="300"/>
         <w:ind w:left="480"/>
       </w:pPr>
       <w:r>
         <w:rPr>
           <w:i/>
           <w:iCs/>
-          <w:sz w:val="24"/>
-          <w:szCs w:val="24"/>
-        </w:rPr>
-        <w:t xml:space="preserve">"[QUOTE — in the customer’s own words.]"</w:t>
-      </w:r>
-    </w:p>
-    <w:p>
-      <w:pPr>
-        <w:spacing w:after="160" w:line="276"/>
+          <w:color w:val="2A2A3E"/>
+          <w:sz w:val="26"/>
+          <w:szCs w:val="26"/>
+        </w:rPr>
+        <w:t xml:space="preserve">"[QUOTE — the customer’s own words. What the week looks like now compared with before, and what they would say to another small business in the same position.]"</w:t>
+      </w:r>
+    </w:p>
+    <w:p>
+      <w:pPr>
+        <w:spacing w:after="180" w:line="288"/>
         <w:ind w:left="480"/>
       </w:pPr>
       <w:r>
@@ -1272,7 +1402,7 @@
     <w:p>
       <w:pPr>
         <w:pStyle w:val="Heading1"/>
-        <w:spacing w:after="160" w:before="340"/>
+        <w:spacing w:after="160" w:before="360"/>
       </w:pPr>
       <w:r>
         <w:t xml:space="preserve">Approval</w:t>
@@ -1280,7 +1410,7 @@
     </w:p>
     <w:p>
       <w:pPr>
-        <w:spacing w:after="160" w:line="276"/>
+        <w:spacing w:after="180" w:line="288"/>
       </w:pPr>
       <w:r>
         <w:t xml:space="preserve">I confirm that the statements and figures in this case study are accurate, and I authorise Technogence to be named, and this document to be used, in QuickInsight’s marketing materials and in applications to funding bodies, awards and government schemes.</w:t>
@@ -1681,7 +1811,7 @@
         <w:spacing w:after="110" w:line="276"/>
       </w:pPr>
       <w:r>
-        <w:t xml:space="preserve">If the customer cannot give a number, delete that row rather than estimating. An empty results table with three real rows beats six rows where three are guesses.</w:t>
+        <w:t xml:space="preserve">If the customer cannot give a number, delete that row rather than estimating.</w:t>
       </w:r>
     </w:p>
     <w:p>
@@ -1694,7 +1824,7 @@
         <w:spacing w:after="110" w:line="276"/>
       </w:pPr>
       <w:r>
-        <w:t xml:space="preserve">Send as PDF once the placeholders are filled. Ask for a signed scan back.</w:t>
+        <w:t xml:space="preserve">One question gets you most of the results table: "Before QuickInsight, how often did you rebuild this and roughly how long did it take each time? And now?"</w:t>
       </w:r>
     </w:p>
     <w:p>
@@ -1720,7 +1850,7 @@
         <w:spacing w:after="110" w:line="276"/>
       </w:pPr>
       <w:r>
-        <w:t xml:space="preserve">Keep the signed original. It is a stronger evidence document than anything you write about yourself.</w:t>
+        <w:t xml:space="preserve">Send as PDF once the placeholders are filled. Ask for a signed scan back, and keep the original.</w:t>
       </w:r>
     </w:p>
     <w:sectPr>
@@ -1936,7 +2066,7 @@
     </w:rPrDefault>
     <w:pPrDefault>
       <w:pPr>
-        <w:spacing w:line="276"/>
+        <w:spacing w:line="288"/>
       </w:pPr>
     </w:pPrDefault>
   </w:docDefaults>

--- a/docs/case-studies/QuickInsight-Case-Study-Technogence.docx
+++ b/docs/case-studies/QuickInsight-Case-Study-Technogence.docx
@@ -55,7 +55,7 @@
           <w:sz w:val="25"/>
           <w:szCs w:val="25"/>
         </w:rPr>
-        <w:t xml:space="preserve">Enrolment records sat in a spreadsheet per cohort, counted by hand. The numbers were usually out of date before they reached anyone who needed them.</w:t>
+        <w:t xml:space="preserve">Every question meant cleaning a spreadsheet and writing formulas first. Managers were spending hours proving things that turned out not to be true — and, more often, not asking at all.</w:t>
       </w:r>
     </w:p>
     <w:p>
@@ -413,7 +413,7 @@
                 <w:sz w:val="20"/>
                 <w:szCs w:val="20"/>
               </w:rPr>
-              <w:t xml:space="preserve">Training programme enrolment analysis</w:t>
+              <w:t xml:space="preserve">Student enrolment analysis, management dashboards, and checking ideas before they are presented</w:t>
             </w:r>
           </w:p>
         </w:tc>
@@ -470,7 +470,7 @@
                 <w:sz w:val="20"/>
                 <w:szCs w:val="20"/>
               </w:rPr>
-              <w:t xml:space="preserve">Excel enrolment records — </w:t>
+              <w:t xml:space="preserve">Excel enrolment records for the courses Technogence provides — </w:t>
             </w:r>
             <w:r>
               <w:rPr>
@@ -481,7 +481,7 @@
                 <w:highlight w:val="yellow"/>
                 <w:highlightCs w:val="yellow"/>
               </w:rPr>
-              <w:t xml:space="preserve">[DESCRIBE, e.g. one sheet per cohort]</w:t>
+              <w:t xml:space="preserve">[DESCRIBE THE STRUCTURE, e.g. one sheet per intake]</w:t>
             </w:r>
           </w:p>
         </w:tc>
@@ -493,7 +493,7 @@
         <w:spacing w:after="160" w:before="360"/>
       </w:pPr>
       <w:r>
-        <w:t xml:space="preserve">Counting rows by hand</w:t>
+        <w:t xml:space="preserve">An Excel business</w:t>
       </w:r>
     </w:p>
     <w:p>
@@ -510,54 +510,43 @@
           <w:highlight w:val="yellow"/>
           <w:highlightCs w:val="yellow"/>
         </w:rPr>
-        <w:t xml:space="preserve">[DESCRIBE — e.g. technical training programmes for graduates and corporate clients]</w:t>
-      </w:r>
-      <w:r>
-        <w:t xml:space="preserve">. Enrolment is recorded in Excel, </w:t>
-      </w:r>
-      <w:r>
-        <w:rPr>
-          <w:b/>
-          <w:bCs/>
-          <w:highlight w:val="yellow"/>
-          <w:highlightCs w:val="yellow"/>
-        </w:rPr>
-        <w:t xml:space="preserve">[DESCRIBE THE STRUCTURE — e.g. one sheet per intake, maintained by the programme coordinators]</w:t>
-      </w:r>
-      <w:r>
-        <w:t xml:space="preserve">.</w:t>
-      </w:r>
-    </w:p>
-    <w:p>
-      <w:pPr>
-        <w:spacing w:after="180" w:line="288"/>
-      </w:pPr>
-      <w:r>
-        <w:t xml:space="preserve">It worked well enough for recording. It worked badly for answering questions. Understanding how enrolment was tracking across programmes meant opening each sheet in turn and counting rows — </w:t>
-      </w:r>
-      <w:r>
-        <w:rPr>
-          <w:b/>
-          <w:bCs/>
-          <w:highlight w:val="yellow"/>
-          <w:highlightCs w:val="yellow"/>
-        </w:rPr>
-        <w:t xml:space="preserve">[N]</w:t>
-      </w:r>
-      <w:r>
-        <w:t xml:space="preserve"> hours per </w:t>
-      </w:r>
-      <w:r>
-        <w:rPr>
-          <w:b/>
-          <w:bCs/>
-          <w:highlight w:val="yellow"/>
-          <w:highlightCs w:val="yellow"/>
-        </w:rPr>
-        <w:t xml:space="preserve">[week / month]</w:t>
-      </w:r>
-      <w:r>
-        <w:t xml:space="preserve">, for a set of numbers that were usually stale by the time they were circulated.</w:t>
+        <w:t xml:space="preserve">[DESCRIBE — e.g. technical courses alongside its software services work]</w:t>
+      </w:r>
+      <w:r>
+        <w:t xml:space="preserve">. Like a great many companies, it runs its analysis in Excel. Not as a stopgap, and not because nobody knows better — Excel is genuinely the right tool for most of what the team does. Small tasks, quick checks, one-off pieces of work.</w:t>
+      </w:r>
+    </w:p>
+    <w:p>
+      <w:pPr>
+        <w:spacing w:after="180" w:line="288"/>
+      </w:pPr>
+      <w:r>
+        <w:t xml:space="preserve">The difficulty is not Excel itself. It is what has to happen before Excel can answer anything.</w:t>
+      </w:r>
+    </w:p>
+    <w:p>
+      <w:pPr>
+        <w:pStyle w:val="Heading1"/>
+        <w:spacing w:after="160" w:before="360"/>
+      </w:pPr>
+      <w:r>
+        <w:t xml:space="preserve">The cost of a question</w:t>
+      </w:r>
+    </w:p>
+    <w:p>
+      <w:pPr>
+        <w:spacing w:after="180" w:line="288"/>
+      </w:pPr>
+      <w:r>
+        <w:t xml:space="preserve">Enrolment data arrives as spreadsheets that were built for recording, not for analysis. Before any question could be answered, someone had to clean the file by hand — standardising inconsistent entries, fixing date columns, making the same thing spelled three ways count as one thing — and then write the formulas to produce the answer.</w:t>
+      </w:r>
+    </w:p>
+    <w:p>
+      <w:pPr>
+        <w:spacing w:after="180" w:line="288"/>
+      </w:pPr>
+      <w:r>
+        <w:t xml:space="preserve">For a single reported figure that is a manageable overhead. Repeated across every question anyone thinks to ask, it becomes the job.</w:t>
       </w:r>
     </w:p>
     <w:p>
@@ -603,7 +592,7 @@
           <w:highlight w:val="yellow"/>
           <w:highlightCs w:val="yellow"/>
         </w:rPr>
-        <w:t xml:space="preserve">[DIFFICULTY 2 — e.g. enrolment status was free text, so counting completions meant reading every row]</w:t>
+        <w:t xml:space="preserve">[DIFFICULTY 2 — e.g. enrolment status was recorded as free text, so counting completions meant reading every row]</w:t>
       </w:r>
     </w:p>
     <w:p>
@@ -622,7 +611,7 @@
           <w:highlight w:val="yellow"/>
           <w:highlightCs w:val="yellow"/>
         </w:rPr>
-        <w:t xml:space="preserve">[DIFFICULTY 3 — e.g. there was no view of drop-off between enrolment and completion across programmes]</w:t>
+        <w:t xml:space="preserve">[DIFFICULTY 3 — e.g. the formulas that produced last quarter’s numbers were not reusable on this quarter’s file]</w:t>
       </w:r>
     </w:p>
     <w:p>
@@ -631,6 +620,39 @@
         <w:spacing w:after="160" w:before="360"/>
       </w:pPr>
       <w:r>
+        <w:t xml:space="preserve">The questions that never got asked</w:t>
+      </w:r>
+    </w:p>
+    <w:p>
+      <w:pPr>
+        <w:spacing w:after="180" w:line="288"/>
+      </w:pPr>
+      <w:r>
+        <w:t xml:space="preserve">The obvious cost of all this is time. The less obvious cost, and the more damaging one, is the analysis that never happens.</w:t>
+      </w:r>
+    </w:p>
+    <w:p>
+      <w:pPr>
+        <w:spacing w:after="180" w:line="288"/>
+      </w:pPr>
+      <w:r>
+        <w:t xml:space="preserve">When checking an idea takes an hour of cleaning and formula-writing, people stop checking ideas. A manager with a hunch about which courses were losing students between enrolment and completion faced a choice: spend the afternoon finding out, or go into the meeting and say it anyway. Neither is good. The first is expensive; the second means decisions get made on impressions.</w:t>
+      </w:r>
+    </w:p>
+    <w:p>
+      <w:pPr>
+        <w:spacing w:after="180" w:line="288"/>
+      </w:pPr>
+      <w:r>
+        <w:t xml:space="preserve">Curiosity had a price, so there was less of it than there should have been.</w:t>
+      </w:r>
+    </w:p>
+    <w:p>
+      <w:pPr>
+        <w:pStyle w:val="Heading1"/>
+        <w:spacing w:after="160" w:before="360"/>
+      </w:pPr>
+      <w:r>
         <w:t xml:space="preserve">Why the usual answers did not fit</w:t>
       </w:r>
     </w:p>
@@ -639,7 +661,7 @@
         <w:spacing w:after="180" w:line="288"/>
       </w:pPr>
       <w:r>
-        <w:t xml:space="preserve">The obvious solution is to hire someone. A data analyst would have taken the reporting off </w:t>
+        <w:t xml:space="preserve">The obvious solution is to hire someone. A data analyst would have taken the reporting off the managers doing the analysis’s desk entirely. But a salaried analyst was never realistic for a business of Technogence’s size — the cost of the role would have been out of proportion to the problem it solved. </w:t>
       </w:r>
       <w:r>
         <w:rPr>
@@ -648,10 +670,23 @@
           <w:highlight w:val="yellow"/>
           <w:highlightCs w:val="yellow"/>
         </w:rPr>
-        <w:t xml:space="preserve">[ROLE — e.g. the programme coordinators]</w:t>
-      </w:r>
-      <w:r>
-        <w:t xml:space="preserve">’s desk entirely. But a salaried analyst was never realistic for a business of Technogence’s size — the cost of the role would have been out of proportion to the problem it solved. </w:t>
+        <w:t xml:space="preserve">[ADD TECHNOGENCE’S OWN WORDS ON WHY HIRING WAS NOT AN OPTION, IF THEY ARE WILLING TO GIVE THEM.]</w:t>
+      </w:r>
+    </w:p>
+    <w:p>
+      <w:pPr>
+        <w:spacing w:after="180" w:line="288"/>
+      </w:pPr>
+      <w:r>
+        <w:t xml:space="preserve">The second obvious solution is a business intelligence tool. On paper these solve exactly this problem. In practice they move the difficulty rather than removing it: before a chart appears, someone has to connect the data, define how tables relate to each other, and build a model. That is analyst work. Buying the software does not supply the person who knows how to use it, and for a small team the licence cost arrives on top of a learning curve nobody has time for.</w:t>
+      </w:r>
+    </w:p>
+    <w:p>
+      <w:pPr>
+        <w:spacing w:after="180" w:line="288"/>
+      </w:pPr>
+      <w:r>
+        <w:t xml:space="preserve">Moving the enrolment records into a proper system was considered, but replacing a working process for the sake of reporting is a large change to make for a small question, and the team was comfortable in Excel. </w:t>
       </w:r>
       <w:r>
         <w:rPr>
@@ -660,23 +695,32 @@
           <w:highlight w:val="yellow"/>
           <w:highlightCs w:val="yellow"/>
         </w:rPr>
-        <w:t xml:space="preserve">[ADD TECHNOGENCE’S OWN WORDS ON WHY HIRING WAS NOT AN OPTION, IF THEY ARE WILLING TO GIVE THEM.]</w:t>
-      </w:r>
-    </w:p>
-    <w:p>
-      <w:pPr>
-        <w:spacing w:after="180" w:line="288"/>
-      </w:pPr>
-      <w:r>
-        <w:t xml:space="preserve">The second obvious solution is a business intelligence tool. On paper these solve exactly this problem. In practice they move the difficulty rather than removing it: before a chart appears, someone has to connect the data, define how tables relate to each other, and build a model. That is analyst work. Buying the software does not supply the person who knows how to use it, and for a small team the licence cost arrives on top of a learning curve nobody has time for.</w:t>
-      </w:r>
-    </w:p>
-    <w:p>
-      <w:pPr>
-        <w:spacing w:after="180" w:line="288"/>
-      </w:pPr>
-      <w:r>
-        <w:t xml:space="preserve">Moving the records into a proper system was considered, but replacing a working process for the sake of reporting is a large change to make for a small question, and the coordinators were comfortable in Excel. </w:t>
+        <w:t xml:space="preserve">[CONFIRM OR REPLACE WITH WHAT TECHNOGENCE ACTUALLY CONSIDERED.]</w:t>
+      </w:r>
+    </w:p>
+    <w:p>
+      <w:pPr>
+        <w:spacing w:after="180" w:line="288"/>
+      </w:pPr>
+      <w:r>
+        <w:t xml:space="preserve">So the work stayed where it was — with the managers doing the analysis, in Excel, done by hand.</w:t>
+      </w:r>
+    </w:p>
+    <w:p>
+      <w:pPr>
+        <w:pStyle w:val="Heading1"/>
+        <w:spacing w:after="160" w:before="360"/>
+      </w:pPr>
+      <w:r>
+        <w:t xml:space="preserve">What changed</w:t>
+      </w:r>
+    </w:p>
+    <w:p>
+      <w:pPr>
+        <w:spacing w:after="180" w:line="288"/>
+      </w:pPr>
+      <w:r>
+        <w:t xml:space="preserve">Technogence started using QuickInsight in </w:t>
       </w:r>
       <w:r>
         <w:rPr>
@@ -685,72 +729,18 @@
           <w:highlight w:val="yellow"/>
           <w:highlightCs w:val="yellow"/>
         </w:rPr>
-        <w:t xml:space="preserve">[CONFIRM OR REPLACE WITH WHAT TECHNOGENCE ACTUALLY CONSIDERED.]</w:t>
-      </w:r>
-    </w:p>
-    <w:p>
-      <w:pPr>
-        <w:spacing w:after="180" w:line="288"/>
-      </w:pPr>
-      <w:r>
-        <w:t xml:space="preserve">So the work stayed where it was — with </w:t>
-      </w:r>
-      <w:r>
-        <w:rPr>
-          <w:b/>
-          <w:bCs/>
-          <w:highlight w:val="yellow"/>
-          <w:highlightCs w:val="yellow"/>
-        </w:rPr>
-        <w:t xml:space="preserve">[ROLE — e.g. the programme coordinators]</w:t>
-      </w:r>
-      <w:r>
-        <w:t xml:space="preserve">, in Excel, done by hand.</w:t>
-      </w:r>
-    </w:p>
-    <w:p>
-      <w:pPr>
-        <w:pStyle w:val="Heading1"/>
-        <w:spacing w:after="160" w:before="360"/>
-      </w:pPr>
-      <w:r>
-        <w:t xml:space="preserve">What changed</w:t>
-      </w:r>
-    </w:p>
-    <w:p>
-      <w:pPr>
-        <w:spacing w:after="180" w:line="288"/>
-      </w:pPr>
-      <w:r>
-        <w:t xml:space="preserve">Technogence started using QuickInsight in </w:t>
-      </w:r>
-      <w:r>
-        <w:rPr>
-          <w:b/>
-          <w:bCs/>
-          <w:highlight w:val="yellow"/>
-          <w:highlightCs w:val="yellow"/>
-        </w:rPr>
         <w:t xml:space="preserve">[MONTH YEAR]</w:t>
       </w:r>
       <w:r>
-        <w:t xml:space="preserve">. It is a browser-based analysis tool built for people who work with spreadsheets rather than for data specialists.</w:t>
-      </w:r>
-    </w:p>
-    <w:p>
-      <w:pPr>
-        <w:spacing w:after="180" w:line="288"/>
-      </w:pPr>
-      <w:r>
-        <w:t xml:space="preserve">A coordinator loads the enrolment spreadsheet straight into the browser. The inconsistent status values that made counting so laborious are standardised automatically, so "Completed", "completed" and "COMPLETE" are counted as one thing rather than three.</w:t>
-      </w:r>
-    </w:p>
-    <w:p>
-      <w:pPr>
-        <w:spacing w:after="180" w:line="288"/>
-      </w:pPr>
-      <w:r>
-        <w:t xml:space="preserve">The cleaning that used to be done by hand happens automatically when the file loads. QuickInsight reads the spreadsheet, works out which columns are dates and standardises their formats, identifies which numbers can meaningfully be added up and which cannot, tidies inconsistent category values so that the same thing spelled two ways is counted once, and flags columns that hold personal information. None of this requires a decision from the user.</w:t>
+        <w:t xml:space="preserve">, not to replace Excel but to replace the manual work that had to happen before Excel could be useful.</w:t>
+      </w:r>
+    </w:p>
+    <w:p>
+      <w:pPr>
+        <w:spacing w:after="180" w:line="288"/>
+      </w:pPr>
+      <w:r>
+        <w:t xml:space="preserve">The enrolment spreadsheet is loaded straight into the browser, exactly as it is. The cleaning that used to be done by hand happens automatically: date columns are detected and standardised, numbers that can meaningfully be added up are distinguished from those that cannot, and inconsistent category values are tidied so that "Completed", "completed" and "COMPLETE" are counted once rather than three times.</w:t>
       </w:r>
     </w:p>
     <w:p>
@@ -766,16 +756,7 @@
         <w:spacing w:after="180" w:line="288"/>
       </w:pPr>
       <w:r>
-        <w:rPr>
-          <w:b/>
-          <w:bCs/>
-          <w:highlight w:val="yellow"/>
-          <w:highlightCs w:val="yellow"/>
-        </w:rPr>
-        <w:t xml:space="preserve">[ROLE — e.g. The programme team]</w:t>
-      </w:r>
-      <w:r>
-        <w:t xml:space="preserve"> now asks questions such as:</w:t>
+        <w:t xml:space="preserve">Typical questions include:</w:t>
       </w:r>
     </w:p>
     <w:p>
@@ -794,7 +775,7 @@
           <w:highlight w:val="yellow"/>
           <w:highlightCs w:val="yellow"/>
         </w:rPr>
-        <w:t xml:space="preserve">[QUESTION 1 — e.g. enrolments by programme, this intake]</w:t>
+        <w:t xml:space="preserve">[QUESTION 1 — e.g. enrolments by course, this intake]</w:t>
       </w:r>
     </w:p>
     <w:p>
@@ -813,7 +794,7 @@
           <w:highlight w:val="yellow"/>
           <w:highlightCs w:val="yellow"/>
         </w:rPr>
-        <w:t xml:space="preserve">[QUESTION 2 — e.g. completion rate by cohort, lowest first]</w:t>
+        <w:t xml:space="preserve">[QUESTION 2 — e.g. completion rate by course, lowest first]</w:t>
       </w:r>
     </w:p>
     <w:p>
@@ -851,15 +832,56 @@
           <w:highlight w:val="yellow"/>
           <w:highlightCs w:val="yellow"/>
         </w:rPr>
-        <w:t xml:space="preserve">[QUESTION 4 — e.g. drop-off between enrolment and completion by trainer]</w:t>
-      </w:r>
-    </w:p>
-    <w:p>
-      <w:pPr>
-        <w:spacing w:after="180" w:line="288"/>
-      </w:pPr>
-      <w:r>
-        <w:t xml:space="preserve">The enrolment summary is now a saved dashboard rather than a task, so the figures are current whenever anyone looks. It is shared with </w:t>
+        <w:t xml:space="preserve">[QUESTION 4 — e.g. drop-off between enrolment and completion, by course]</w:t>
+      </w:r>
+    </w:p>
+    <w:p>
+      <w:pPr>
+        <w:spacing w:after="180" w:line="288"/>
+      </w:pPr>
+      <w:r>
+        <w:t xml:space="preserve">No formulas are written. No file is cleaned by hand first.</w:t>
+      </w:r>
+    </w:p>
+    <w:p>
+      <w:pPr>
+        <w:pStyle w:val="Heading1"/>
+        <w:spacing w:after="160" w:before="360"/>
+      </w:pPr>
+      <w:r>
+        <w:t xml:space="preserve">Checking an idea before taking it upstairs</w:t>
+      </w:r>
+    </w:p>
+    <w:p>
+      <w:pPr>
+        <w:spacing w:after="180" w:line="288"/>
+      </w:pPr>
+      <w:r>
+        <w:t xml:space="preserve">The use that emerged on its own was not the one anyone planned for.</w:t>
+      </w:r>
+    </w:p>
+    <w:p>
+      <w:pPr>
+        <w:spacing w:after="180" w:line="288"/>
+      </w:pPr>
+      <w:r>
+        <w:t xml:space="preserve">Managers began using QuickInsight privately, to check whether an idea held up in the data before presenting it. Someone suspects a particular course is losing students earlier than the others; rather than building the analysis to find out, they ask the question, look at the answer, and know within a minute or two whether there is anything there.</w:t>
+      </w:r>
+    </w:p>
+    <w:p>
+      <w:pPr>
+        <w:spacing w:after="180" w:line="288"/>
+      </w:pPr>
+      <w:r>
+        <w:t xml:space="preserve">The effect is that ideas arrive at management meetings already tested. Three hunches get checked and the two that were wrong are dropped quietly, instead of one being presented unverified and argued about in the room. Being wrong in private is cheap; being wrong in front of the leadership team is not.</w:t>
+      </w:r>
+    </w:p>
+    <w:p>
+      <w:pPr>
+        <w:spacing w:after="180" w:line="288"/>
+      </w:pPr>
+      <w:r>
+        <w:t xml:space="preserve">This only works because the cost of asking has collapsed. At an hour a question, nobody explores. At a minute a question, they do. </w:t>
       </w:r>
       <w:r>
         <w:rPr>
@@ -868,11 +890,30 @@
           <w:highlight w:val="yellow"/>
           <w:highlightCs w:val="yellow"/>
         </w:rPr>
-        <w:t xml:space="preserve">[WHO]</w:t>
-      </w:r>
-      <w:r>
-        <w:t xml:space="preserve"> </w:t>
-      </w:r>
+        <w:t xml:space="preserve">[ADD A SPECIFIC EXAMPLE IF A MANAGER IS WILLING TO GIVE ONE — an idea that was checked and turned out to be wrong is more convincing here than one that was right.]</w:t>
+      </w:r>
+    </w:p>
+    <w:p>
+      <w:pPr>
+        <w:pStyle w:val="Heading1"/>
+        <w:spacing w:after="160" w:before="360"/>
+      </w:pPr>
+      <w:r>
+        <w:t xml:space="preserve">Dashboards for management</w:t>
+      </w:r>
+    </w:p>
+    <w:p>
+      <w:pPr>
+        <w:spacing w:after="180" w:line="288"/>
+      </w:pPr>
+      <w:r>
+        <w:t xml:space="preserve">The analyses that get asked for repeatedly are saved as dashboards and presented to senior management, rather than being rebuilt into slides each time. The figures are current whenever anyone opens them, so the enrolment picture shown in a management meeting is the position today rather than the position on the day someone last had time to compile it.</w:t>
+      </w:r>
+    </w:p>
+    <w:p>
+      <w:pPr>
+        <w:spacing w:after="180" w:line="288"/>
+      </w:pPr>
       <w:r>
         <w:rPr>
           <w:b/>
@@ -880,10 +921,7 @@
           <w:highlight w:val="yellow"/>
           <w:highlightCs w:val="yellow"/>
         </w:rPr>
-        <w:t xml:space="preserve">[HOW OFTEN]</w:t>
-      </w:r>
-      <w:r>
-        <w:t xml:space="preserve">.</w:t>
+        <w:t xml:space="preserve">[CONFIRM HOW OFTEN THESE ARE REVIEWED AND BY WHOM.]</w:t>
       </w:r>
     </w:p>
     <w:p>
@@ -900,7 +938,7 @@
         <w:spacing w:after="180" w:line="288"/>
       </w:pPr>
       <w:r>
-        <w:t xml:space="preserve">Enrolment records hold trainee names, email addresses and telephone numbers — personal data belonging to individuals who signed up for a course, not to Technogence.</w:t>
+        <w:t xml:space="preserve">Enrolment records hold student names, email addresses and telephone numbers — personal data belonging to the individuals who signed up for a course, not to Technogence.</w:t>
       </w:r>
     </w:p>
     <w:p>
@@ -1078,7 +1116,7 @@
                 <w:sz w:val="20"/>
                 <w:szCs w:val="20"/>
               </w:rPr>
-              <w:t xml:space="preserve">Time to produce the enrolment summary</w:t>
+              <w:t xml:space="preserve">Time to prepare a file before it can be analysed</w:t>
             </w:r>
           </w:p>
         </w:tc>
@@ -1111,25 +1149,8 @@
                 <w:sz w:val="20"/>
                 <w:szCs w:val="20"/>
               </w:rPr>
-              <w:t xml:space="preserve"> hours</w:t>
-            </w:r>
-          </w:p>
-        </w:tc>
-        <w:tc>
-          <w:tcPr>
-            <w:tcW w:type="dxa" w:w="2426"/>
-            <w:tcMar>
-              <w:top w:type="dxa" w:w="100"/>
-              <w:left w:type="dxa" w:w="140"/>
-              <w:bottom w:type="dxa" w:w="100"/>
-              <w:right w:type="dxa" w:w="140"/>
-            </w:tcMar>
-            <w:vAlign w:val="center"/>
-          </w:tcPr>
-          <w:p>
-            <w:pPr>
-              <w:spacing w:after="0" w:line="260"/>
-            </w:pPr>
+              <w:t xml:space="preserve"> </w:t>
+            </w:r>
             <w:r>
               <w:rPr>
                 <w:sz w:val="20"/>
@@ -1137,14 +1158,31 @@
                 <w:highlight w:val="yellow"/>
                 <w:highlightCs w:val="yellow"/>
               </w:rPr>
-              <w:t xml:space="preserve">[N]</w:t>
-            </w:r>
-            <w:r>
-              <w:rPr>
-                <w:sz w:val="20"/>
-                <w:szCs w:val="20"/>
-              </w:rPr>
-              <w:t xml:space="preserve"> minutes</w:t>
+              <w:t xml:space="preserve">[hours]</w:t>
+            </w:r>
+          </w:p>
+        </w:tc>
+        <w:tc>
+          <w:tcPr>
+            <w:tcW w:type="dxa" w:w="2426"/>
+            <w:tcMar>
+              <w:top w:type="dxa" w:w="100"/>
+              <w:left w:type="dxa" w:w="140"/>
+              <w:bottom w:type="dxa" w:w="100"/>
+              <w:right w:type="dxa" w:w="140"/>
+            </w:tcMar>
+            <w:vAlign w:val="center"/>
+          </w:tcPr>
+          <w:p>
+            <w:pPr>
+              <w:spacing w:after="0" w:line="260"/>
+            </w:pPr>
+            <w:r>
+              <w:rPr>
+                <w:sz w:val="20"/>
+                <w:szCs w:val="20"/>
+              </w:rPr>
+              <w:t xml:space="preserve">None — cleaning is automatic</w:t>
             </w:r>
           </w:p>
         </w:tc>
@@ -1173,7 +1211,102 @@
                 <w:sz w:val="20"/>
                 <w:szCs w:val="20"/>
               </w:rPr>
-              <w:t xml:space="preserve">How current the figures are when circulated</w:t>
+              <w:t xml:space="preserve">Time to produce the enrolment summary</w:t>
+            </w:r>
+          </w:p>
+        </w:tc>
+        <w:tc>
+          <w:tcPr>
+            <w:tcW w:type="dxa" w:w="2400"/>
+            <w:tcMar>
+              <w:top w:type="dxa" w:w="100"/>
+              <w:left w:type="dxa" w:w="140"/>
+              <w:bottom w:type="dxa" w:w="100"/>
+              <w:right w:type="dxa" w:w="140"/>
+            </w:tcMar>
+            <w:vAlign w:val="center"/>
+          </w:tcPr>
+          <w:p>
+            <w:pPr>
+              <w:spacing w:after="0" w:line="260"/>
+            </w:pPr>
+            <w:r>
+              <w:rPr>
+                <w:sz w:val="20"/>
+                <w:szCs w:val="20"/>
+                <w:highlight w:val="yellow"/>
+                <w:highlightCs w:val="yellow"/>
+              </w:rPr>
+              <w:t xml:space="preserve">[N]</w:t>
+            </w:r>
+            <w:r>
+              <w:rPr>
+                <w:sz w:val="20"/>
+                <w:szCs w:val="20"/>
+              </w:rPr>
+              <w:t xml:space="preserve"> hours</w:t>
+            </w:r>
+          </w:p>
+        </w:tc>
+        <w:tc>
+          <w:tcPr>
+            <w:tcW w:type="dxa" w:w="2426"/>
+            <w:tcMar>
+              <w:top w:type="dxa" w:w="100"/>
+              <w:left w:type="dxa" w:w="140"/>
+              <w:bottom w:type="dxa" w:w="100"/>
+              <w:right w:type="dxa" w:w="140"/>
+            </w:tcMar>
+            <w:vAlign w:val="center"/>
+          </w:tcPr>
+          <w:p>
+            <w:pPr>
+              <w:spacing w:after="0" w:line="260"/>
+            </w:pPr>
+            <w:r>
+              <w:rPr>
+                <w:sz w:val="20"/>
+                <w:szCs w:val="20"/>
+                <w:highlight w:val="yellow"/>
+                <w:highlightCs w:val="yellow"/>
+              </w:rPr>
+              <w:t xml:space="preserve">[N]</w:t>
+            </w:r>
+            <w:r>
+              <w:rPr>
+                <w:sz w:val="20"/>
+                <w:szCs w:val="20"/>
+              </w:rPr>
+              <w:t xml:space="preserve"> minutes</w:t>
+            </w:r>
+          </w:p>
+        </w:tc>
+      </w:tr>
+      <w:tr>
+        <w:trPr>
+          <w:tblHeader w:val="false"/>
+        </w:trPr>
+        <w:tc>
+          <w:tcPr>
+            <w:tcW w:type="dxa" w:w="4200"/>
+            <w:tcMar>
+              <w:top w:type="dxa" w:w="100"/>
+              <w:left w:type="dxa" w:w="140"/>
+              <w:bottom w:type="dxa" w:w="100"/>
+              <w:right w:type="dxa" w:w="140"/>
+            </w:tcMar>
+            <w:vAlign w:val="center"/>
+          </w:tcPr>
+          <w:p>
+            <w:pPr>
+              <w:spacing w:after="0" w:line="260"/>
+            </w:pPr>
+            <w:r>
+              <w:rPr>
+                <w:sz w:val="20"/>
+                <w:szCs w:val="20"/>
+              </w:rPr>
+              <w:t xml:space="preserve">How current the figures are when presented</w:t>
             </w:r>
           </w:p>
         </w:tc>
